--- a/CloudeComBook/DocTemplates/subsidy.docx
+++ b/CloudeComBook/DocTemplates/subsidy.docx
@@ -219,23 +219,13 @@
         </w:rPr>
         <w:t xml:space="preserve">                    </w:t>
       </w:r>
-      <w:proofErr w:type="spellStart"/>
       <w:r>
         <w:rPr>
           <w:sz w:val="22"/>
           <w:szCs w:val="22"/>
           <w:lang w:val="ru-RU" w:eastAsia="zh-CN"/>
         </w:rPr>
-        <w:t>вул</w:t>
-      </w:r>
-      <w:proofErr w:type="spellEnd"/>
-      <w:r>
-        <w:rPr>
-          <w:sz w:val="22"/>
-          <w:szCs w:val="22"/>
-          <w:lang w:val="ru-RU" w:eastAsia="zh-CN"/>
-        </w:rPr>
-        <w:t>. Ш</w:t>
+        <w:t>вул. Ш</w:t>
       </w:r>
       <w:r>
         <w:rPr>
@@ -393,28 +383,24 @@
         </w:rPr>
         <w:t xml:space="preserve">Від </w:t>
       </w:r>
-      <w:proofErr w:type="spellStart"/>
       <w:r>
         <w:rPr>
           <w:b/>
         </w:rPr>
         <w:t>ПоточнаДата</w:t>
       </w:r>
-      <w:proofErr w:type="spellEnd"/>
       <w:r>
         <w:rPr>
           <w:b/>
         </w:rPr>
         <w:t xml:space="preserve"> року  № </w:t>
       </w:r>
-      <w:proofErr w:type="spellStart"/>
       <w:r>
         <w:rPr>
           <w:b/>
         </w:rPr>
         <w:t>НомерДовідки</w:t>
       </w:r>
-      <w:proofErr w:type="spellEnd"/>
       <w:r>
         <w:rPr>
           <w:b/>
@@ -441,63 +427,21 @@
         <w:rPr>
           <w:lang w:val="ru-RU"/>
         </w:rPr>
-        <w:t xml:space="preserve">                                                                                                 </w:t>
-      </w:r>
-      <w:proofErr w:type="spellStart"/>
-      <w:r>
-        <w:rPr>
-          <w:lang w:val="ru-RU"/>
-        </w:rPr>
-        <w:t>Заповнюється</w:t>
-      </w:r>
-      <w:proofErr w:type="spellEnd"/>
-      <w:r>
-        <w:rPr>
-          <w:lang w:val="ru-RU"/>
-        </w:rPr>
-        <w:t xml:space="preserve">    в    житловій </w:t>
-      </w:r>
-    </w:p>
-    <w:p>
-      <w:pPr>
-        <w:jc w:val="both"/>
-        <w:rPr>
-          <w:lang w:val="ru-RU"/>
-        </w:rPr>
-      </w:pPr>
-      <w:r>
-        <w:rPr>
-          <w:lang w:val="ru-RU"/>
-        </w:rPr>
-        <w:t xml:space="preserve">                                                                                                 </w:t>
-      </w:r>
-      <w:proofErr w:type="spellStart"/>
-      <w:r>
-        <w:rPr>
-          <w:lang w:val="ru-RU"/>
-        </w:rPr>
-        <w:t>експлуатаційній</w:t>
-      </w:r>
-      <w:proofErr w:type="spellEnd"/>
-      <w:r>
-        <w:rPr>
-          <w:lang w:val="ru-RU"/>
-        </w:rPr>
-        <w:t xml:space="preserve">  </w:t>
-      </w:r>
-      <w:proofErr w:type="spellStart"/>
-      <w:r>
-        <w:rPr>
-          <w:lang w:val="ru-RU"/>
-        </w:rPr>
-        <w:t>організації</w:t>
-      </w:r>
-      <w:proofErr w:type="spellEnd"/>
-      <w:r>
-        <w:rPr>
-          <w:lang w:val="ru-RU"/>
-        </w:rPr>
-        <w:t xml:space="preserve"> </w:t>
+        <w:t xml:space="preserve">                                                                                                 Заповнюється    в    житловій </w:t>
+      </w:r>
+    </w:p>
+    <w:p>
+      <w:pPr>
+        <w:jc w:val="both"/>
+        <w:rPr>
+          <w:lang w:val="ru-RU"/>
+        </w:rPr>
+      </w:pPr>
+      <w:r>
+        <w:rPr>
+          <w:lang w:val="ru-RU"/>
+        </w:rPr>
+        <w:t xml:space="preserve">                                                                                                 експлуатаційній  організації </w:t>
       </w:r>
     </w:p>
     <w:p>
@@ -522,7 +466,6 @@
     </w:p>
     <w:p>
       <w:pPr>
-        <w:jc w:val="both"/>
         <w:rPr>
           <w:lang w:val="ru-RU"/>
         </w:rPr>
@@ -557,18 +500,25 @@
           <w:szCs w:val="20"/>
           <w:lang w:val="ru-RU"/>
         </w:rPr>
-        <w:br/>
-        <w:t xml:space="preserve">                               ЗА  ЖИТЛОВО- КОМУНАЛЬНІ   ПОСЛУГИ .</w:t>
-      </w:r>
-    </w:p>
-    <w:p>
-      <w:pPr>
-        <w:jc w:val="both"/>
+        <w:t xml:space="preserve"> </w:t>
+      </w:r>
+      <w:r>
         <w:rPr>
           <w:sz w:val="20"/>
           <w:szCs w:val="20"/>
           <w:lang w:val="ru-RU"/>
         </w:rPr>
+        <w:t>ЗА  ЖИТЛОВО- КОМУНАЛЬНІ   ПОСЛУГИ .</w:t>
+      </w:r>
+    </w:p>
+    <w:p>
+      <w:pPr>
+        <w:jc w:val="both"/>
+        <w:rPr>
+          <w:sz w:val="20"/>
+          <w:szCs w:val="20"/>
+          <w:lang w:val="ru-RU"/>
+        </w:rPr>
       </w:pPr>
     </w:p>
     <w:p>
@@ -589,16 +539,7 @@
           <w:szCs w:val="22"/>
           <w:lang w:val="ru-RU"/>
         </w:rPr>
-        <w:t xml:space="preserve">Видана </w:t>
-      </w:r>
-      <w:proofErr w:type="spellStart"/>
-      <w:r>
-        <w:rPr>
-          <w:sz w:val="22"/>
-          <w:szCs w:val="22"/>
-          <w:lang w:val="ru-RU"/>
-        </w:rPr>
-        <w:t>уповноваженом</w:t>
+        <w:t>Видана уповноваженом</w:t>
       </w:r>
       <w:r>
         <w:rPr>
@@ -608,124 +549,14 @@
         </w:rPr>
         <w:t>у</w:t>
       </w:r>
-      <w:proofErr w:type="spellEnd"/>
-      <w:r>
-        <w:rPr>
-          <w:sz w:val="22"/>
-          <w:szCs w:val="22"/>
-          <w:lang w:val="ru-RU"/>
-        </w:rPr>
-        <w:t xml:space="preserve"> </w:t>
-      </w:r>
-      <w:proofErr w:type="spellStart"/>
-      <w:r>
-        <w:rPr>
-          <w:sz w:val="22"/>
-          <w:szCs w:val="22"/>
-          <w:lang w:val="ru-RU"/>
-        </w:rPr>
-        <w:t>власнику</w:t>
-      </w:r>
-      <w:proofErr w:type="spellEnd"/>
-      <w:r>
-        <w:rPr>
-          <w:sz w:val="22"/>
-          <w:szCs w:val="22"/>
-          <w:lang w:val="ru-RU"/>
-        </w:rPr>
-        <w:t>(</w:t>
-      </w:r>
-      <w:proofErr w:type="spellStart"/>
-      <w:r>
-        <w:rPr>
-          <w:sz w:val="22"/>
-          <w:szCs w:val="22"/>
-          <w:lang w:val="ru-RU"/>
-        </w:rPr>
-        <w:t>співвласнику,наймачу</w:t>
-      </w:r>
-      <w:proofErr w:type="spellEnd"/>
-      <w:r>
-        <w:rPr>
-          <w:sz w:val="22"/>
-          <w:szCs w:val="22"/>
-          <w:lang w:val="ru-RU"/>
-        </w:rPr>
-        <w:t>)</w:t>
-      </w:r>
-      <w:proofErr w:type="spellStart"/>
-      <w:r>
-        <w:rPr>
-          <w:sz w:val="22"/>
-          <w:szCs w:val="22"/>
-          <w:lang w:val="ru-RU"/>
-        </w:rPr>
-        <w:t>житлового</w:t>
-      </w:r>
-      <w:proofErr w:type="spellEnd"/>
-      <w:r>
-        <w:rPr>
-          <w:sz w:val="22"/>
-          <w:szCs w:val="22"/>
-          <w:lang w:val="ru-RU"/>
-        </w:rPr>
-        <w:t xml:space="preserve">  </w:t>
-      </w:r>
-      <w:proofErr w:type="spellStart"/>
-      <w:r>
-        <w:rPr>
-          <w:sz w:val="22"/>
-          <w:szCs w:val="22"/>
-          <w:lang w:val="ru-RU"/>
-        </w:rPr>
-        <w:t>приміщення</w:t>
-      </w:r>
-      <w:proofErr w:type="spellEnd"/>
-      <w:r>
-        <w:rPr>
-          <w:sz w:val="22"/>
-          <w:szCs w:val="22"/>
-          <w:lang w:val="ru-RU"/>
-        </w:rPr>
-        <w:t>(</w:t>
-      </w:r>
-      <w:proofErr w:type="spellStart"/>
-      <w:r>
-        <w:rPr>
-          <w:sz w:val="22"/>
-          <w:szCs w:val="22"/>
-          <w:lang w:val="ru-RU"/>
-        </w:rPr>
-        <w:t>будинку</w:t>
-      </w:r>
-      <w:proofErr w:type="spellEnd"/>
-      <w:r>
-        <w:rPr>
-          <w:sz w:val="22"/>
-          <w:szCs w:val="22"/>
-          <w:lang w:val="ru-RU"/>
-        </w:rPr>
-        <w:t xml:space="preserve">)члену  </w:t>
-      </w:r>
-      <w:proofErr w:type="spellStart"/>
-      <w:r>
-        <w:rPr>
-          <w:sz w:val="22"/>
-          <w:szCs w:val="22"/>
-          <w:lang w:val="ru-RU"/>
-        </w:rPr>
-        <w:t>житлово-будівельного</w:t>
-      </w:r>
-      <w:proofErr w:type="spellEnd"/>
-      <w:r>
-        <w:rPr>
-          <w:sz w:val="22"/>
-          <w:szCs w:val="22"/>
-          <w:lang w:val="ru-RU"/>
-        </w:rPr>
-        <w:t xml:space="preserve">  кооперативу:    </w:t>
-      </w:r>
-      <w:proofErr w:type="spellStart"/>
+      <w:r>
+        <w:rPr>
+          <w:sz w:val="22"/>
+          <w:szCs w:val="22"/>
+          <w:lang w:val="ru-RU"/>
+        </w:rPr>
+        <w:t xml:space="preserve"> власнику(співвласнику,наймачу)житлового  приміщення(будинку)члену  житлово-будівельного  кооперативу:    </w:t>
+      </w:r>
       <w:r>
         <w:rPr>
           <w:b/>
@@ -737,7 +568,6 @@
         </w:rPr>
         <w:t>full_name</w:t>
       </w:r>
-      <w:proofErr w:type="spellEnd"/>
     </w:p>
     <w:p>
       <w:pPr>
@@ -770,25 +600,7 @@
           <w:szCs w:val="20"/>
           <w:lang w:val="ru-RU"/>
         </w:rPr>
-        <w:t xml:space="preserve">   ( </w:t>
-      </w:r>
-      <w:proofErr w:type="spellStart"/>
-      <w:r>
-        <w:rPr>
-          <w:sz w:val="20"/>
-          <w:szCs w:val="20"/>
-          <w:lang w:val="ru-RU"/>
-        </w:rPr>
-        <w:t>прізвище</w:t>
-      </w:r>
-      <w:proofErr w:type="spellEnd"/>
-      <w:r>
-        <w:rPr>
-          <w:sz w:val="20"/>
-          <w:szCs w:val="20"/>
-          <w:lang w:val="ru-RU"/>
-        </w:rPr>
-        <w:t>)</w:t>
+        <w:t xml:space="preserve">   ( прізвище)</w:t>
       </w:r>
     </w:p>
     <w:p>
@@ -841,31 +653,7 @@
           <w:u w:val="single"/>
           <w:lang w:val="ru-RU"/>
         </w:rPr>
-        <w:t xml:space="preserve">   </w:t>
-      </w:r>
-      <w:proofErr w:type="spellStart"/>
-      <w:r>
-        <w:rPr>
-          <w:b/>
-          <w:i/>
-          <w:sz w:val="22"/>
-          <w:szCs w:val="22"/>
-          <w:u w:val="single"/>
-          <w:lang w:val="ru-RU"/>
-        </w:rPr>
-        <w:t>вул</w:t>
-      </w:r>
-      <w:proofErr w:type="spellEnd"/>
-      <w:r>
-        <w:rPr>
-          <w:b/>
-          <w:i/>
-          <w:sz w:val="22"/>
-          <w:szCs w:val="22"/>
-          <w:u w:val="single"/>
-          <w:lang w:val="ru-RU"/>
-        </w:rPr>
-        <w:t xml:space="preserve">. </w:t>
+        <w:t xml:space="preserve">   вул. </w:t>
       </w:r>
       <w:r>
         <w:rPr>
@@ -927,36 +715,8 @@
           <w:szCs w:val="22"/>
           <w:lang w:val="ru-RU"/>
         </w:rPr>
-        <w:t>про  те ,</w:t>
-      </w:r>
-      <w:proofErr w:type="spellStart"/>
-      <w:r>
-        <w:rPr>
-          <w:sz w:val="22"/>
-          <w:szCs w:val="22"/>
-          <w:lang w:val="ru-RU"/>
-        </w:rPr>
-        <w:t>що</w:t>
-      </w:r>
-      <w:proofErr w:type="spellEnd"/>
-      <w:r>
-        <w:rPr>
-          <w:sz w:val="22"/>
-          <w:szCs w:val="22"/>
-          <w:lang w:val="ru-RU"/>
-        </w:rPr>
-        <w:t xml:space="preserve">  до  складу </w:t>
-      </w:r>
-      <w:proofErr w:type="spellStart"/>
-      <w:r>
-        <w:rPr>
-          <w:sz w:val="22"/>
-          <w:szCs w:val="22"/>
-          <w:lang w:val="ru-RU"/>
-        </w:rPr>
-        <w:t>сім</w:t>
-      </w:r>
-      <w:proofErr w:type="spellEnd"/>
+        <w:t>про  те ,що  до  складу сім</w:t>
+      </w:r>
       <w:r>
         <w:rPr>
           <w:sz w:val="22"/>
@@ -971,27 +731,8 @@
           <w:szCs w:val="22"/>
           <w:lang w:val="ru-RU"/>
         </w:rPr>
-        <w:t>ї  (</w:t>
-      </w:r>
-      <w:proofErr w:type="spellStart"/>
-      <w:r>
-        <w:rPr>
-          <w:sz w:val="22"/>
-          <w:szCs w:val="22"/>
-          <w:lang w:val="ru-RU"/>
-        </w:rPr>
-        <w:t>зареєстрованих</w:t>
-      </w:r>
-      <w:proofErr w:type="spellEnd"/>
-      <w:r>
-        <w:rPr>
-          <w:sz w:val="22"/>
-          <w:szCs w:val="22"/>
-          <w:lang w:val="ru-RU"/>
-        </w:rPr>
-        <w:t>) станом  на  01.</w:t>
-      </w:r>
-      <w:proofErr w:type="spellStart"/>
+        <w:t>ї  (зареєстрованих) станом  на  01.</w:t>
+      </w:r>
       <w:r>
         <w:rPr>
           <w:sz w:val="22"/>
@@ -1000,7 +741,6 @@
         </w:rPr>
         <w:t>curentMonth</w:t>
       </w:r>
-      <w:proofErr w:type="spellEnd"/>
       <w:r>
         <w:rPr>
           <w:sz w:val="22"/>
@@ -1009,7 +749,6 @@
         </w:rPr>
         <w:t>.</w:t>
       </w:r>
-      <w:proofErr w:type="spellStart"/>
       <w:r>
         <w:rPr>
           <w:sz w:val="22"/>
@@ -1018,50 +757,13 @@
         </w:rPr>
         <w:t>curentYear</w:t>
       </w:r>
-      <w:proofErr w:type="spellEnd"/>
-      <w:r>
-        <w:rPr>
-          <w:sz w:val="22"/>
-          <w:szCs w:val="22"/>
-          <w:lang w:val="ru-RU"/>
-        </w:rPr>
-        <w:t xml:space="preserve"> </w:t>
-      </w:r>
-      <w:proofErr w:type="spellStart"/>
-      <w:r>
-        <w:rPr>
-          <w:sz w:val="22"/>
-          <w:szCs w:val="22"/>
-          <w:lang w:val="ru-RU"/>
-        </w:rPr>
-        <w:t>рік</w:t>
-      </w:r>
-      <w:proofErr w:type="spellEnd"/>
-      <w:r>
-        <w:rPr>
-          <w:sz w:val="22"/>
-          <w:szCs w:val="22"/>
-          <w:lang w:val="ru-RU"/>
-        </w:rPr>
-        <w:t xml:space="preserve">  </w:t>
-      </w:r>
-      <w:proofErr w:type="spellStart"/>
-      <w:r>
-        <w:rPr>
-          <w:sz w:val="22"/>
-          <w:szCs w:val="22"/>
-          <w:lang w:val="ru-RU"/>
-        </w:rPr>
-        <w:t>входять</w:t>
-      </w:r>
-      <w:proofErr w:type="spellEnd"/>
-      <w:r>
-        <w:rPr>
-          <w:sz w:val="22"/>
-          <w:szCs w:val="22"/>
-          <w:lang w:val="ru-RU"/>
-        </w:rPr>
-        <w:t>:</w:t>
+      <w:r>
+        <w:rPr>
+          <w:sz w:val="22"/>
+          <w:szCs w:val="22"/>
+          <w:lang w:val="ru-RU"/>
+        </w:rPr>
+        <w:t xml:space="preserve"> рік  входять:</w:t>
       </w:r>
     </w:p>
     <w:tbl>
@@ -1133,34 +835,14 @@
                 <w:lang w:val="ru-RU"/>
               </w:rPr>
             </w:pPr>
-            <w:proofErr w:type="spellStart"/>
             <w:r>
               <w:rPr>
                 <w:sz w:val="20"/>
                 <w:szCs w:val="20"/>
                 <w:lang w:val="ru-RU"/>
               </w:rPr>
-              <w:t>Прізвище,ім»я,по</w:t>
+              <w:t>Прізвище,ім»я,по батькові</w:t>
             </w:r>
-            <w:proofErr w:type="spellEnd"/>
-            <w:r>
-              <w:rPr>
-                <w:sz w:val="20"/>
-                <w:szCs w:val="20"/>
-                <w:lang w:val="ru-RU"/>
-              </w:rPr>
-              <w:t xml:space="preserve"> </w:t>
-            </w:r>
-            <w:proofErr w:type="spellStart"/>
-            <w:r>
-              <w:rPr>
-                <w:sz w:val="20"/>
-                <w:szCs w:val="20"/>
-                <w:lang w:val="ru-RU"/>
-              </w:rPr>
-              <w:t>батькові</w:t>
-            </w:r>
-            <w:proofErr w:type="spellEnd"/>
           </w:p>
         </w:tc>
         <w:tc>
@@ -1182,52 +864,14 @@
                 <w:lang w:val="ru-RU"/>
               </w:rPr>
             </w:pPr>
-            <w:proofErr w:type="spellStart"/>
             <w:r>
               <w:rPr>
                 <w:sz w:val="20"/>
                 <w:szCs w:val="20"/>
                 <w:lang w:val="ru-RU"/>
               </w:rPr>
-              <w:t>Відношення</w:t>
+              <w:t>Відношення  до власника/наймача</w:t>
             </w:r>
-            <w:proofErr w:type="spellEnd"/>
-            <w:r>
-              <w:rPr>
-                <w:sz w:val="20"/>
-                <w:szCs w:val="20"/>
-                <w:lang w:val="ru-RU"/>
-              </w:rPr>
-              <w:t xml:space="preserve">  до </w:t>
-            </w:r>
-            <w:proofErr w:type="spellStart"/>
-            <w:r>
-              <w:rPr>
-                <w:sz w:val="20"/>
-                <w:szCs w:val="20"/>
-                <w:lang w:val="ru-RU"/>
-              </w:rPr>
-              <w:t>власника</w:t>
-            </w:r>
-            <w:proofErr w:type="spellEnd"/>
-            <w:r>
-              <w:rPr>
-                <w:sz w:val="20"/>
-                <w:szCs w:val="20"/>
-                <w:lang w:val="ru-RU"/>
-              </w:rPr>
-              <w:t>/</w:t>
-            </w:r>
-            <w:proofErr w:type="spellStart"/>
-            <w:r>
-              <w:rPr>
-                <w:sz w:val="20"/>
-                <w:szCs w:val="20"/>
-                <w:lang w:val="ru-RU"/>
-              </w:rPr>
-              <w:t>наймача</w:t>
-            </w:r>
-            <w:proofErr w:type="spellEnd"/>
           </w:p>
         </w:tc>
         <w:tc>
@@ -1255,18 +899,8 @@
                 <w:szCs w:val="20"/>
                 <w:lang w:val="ru-RU"/>
               </w:rPr>
-              <w:t xml:space="preserve">Дата </w:t>
+              <w:t>Дата народження</w:t>
             </w:r>
-            <w:proofErr w:type="spellStart"/>
-            <w:r>
-              <w:rPr>
-                <w:sz w:val="20"/>
-                <w:szCs w:val="20"/>
-                <w:lang w:val="ru-RU"/>
-              </w:rPr>
-              <w:t>народження</w:t>
-            </w:r>
-            <w:proofErr w:type="spellEnd"/>
           </w:p>
         </w:tc>
         <w:tc>
@@ -1294,54 +928,8 @@
                 <w:szCs w:val="20"/>
                 <w:lang w:val="ru-RU"/>
               </w:rPr>
-              <w:t xml:space="preserve">№паспорта </w:t>
+              <w:t>№паспорта або свідоцтва про народження</w:t>
             </w:r>
-            <w:proofErr w:type="spellStart"/>
-            <w:r>
-              <w:rPr>
-                <w:sz w:val="20"/>
-                <w:szCs w:val="20"/>
-                <w:lang w:val="ru-RU"/>
-              </w:rPr>
-              <w:t>або</w:t>
-            </w:r>
-            <w:proofErr w:type="spellEnd"/>
-            <w:r>
-              <w:rPr>
-                <w:sz w:val="20"/>
-                <w:szCs w:val="20"/>
-                <w:lang w:val="ru-RU"/>
-              </w:rPr>
-              <w:t xml:space="preserve"> </w:t>
-            </w:r>
-            <w:proofErr w:type="spellStart"/>
-            <w:r>
-              <w:rPr>
-                <w:sz w:val="20"/>
-                <w:szCs w:val="20"/>
-                <w:lang w:val="ru-RU"/>
-              </w:rPr>
-              <w:t>свідоцтва</w:t>
-            </w:r>
-            <w:proofErr w:type="spellEnd"/>
-            <w:r>
-              <w:rPr>
-                <w:sz w:val="20"/>
-                <w:szCs w:val="20"/>
-                <w:lang w:val="ru-RU"/>
-              </w:rPr>
-              <w:t xml:space="preserve"> про </w:t>
-            </w:r>
-            <w:proofErr w:type="spellStart"/>
-            <w:r>
-              <w:rPr>
-                <w:sz w:val="20"/>
-                <w:szCs w:val="20"/>
-                <w:lang w:val="ru-RU"/>
-              </w:rPr>
-              <w:t>народження</w:t>
-            </w:r>
-            <w:proofErr w:type="spellEnd"/>
           </w:p>
         </w:tc>
       </w:tr>
@@ -1371,7 +959,6 @@
               <w:rPr>
                 <w:sz w:val="22"/>
                 <w:szCs w:val="22"/>
-                <w:lang w:val="ru-RU"/>
               </w:rPr>
               <w:t>1</w:t>
             </w:r>
@@ -1394,14 +981,12 @@
                 <w:lang w:val="en-US"/>
               </w:rPr>
             </w:pPr>
-            <w:proofErr w:type="spellStart"/>
             <w:r>
               <w:rPr>
                 <w:lang w:val="en-US"/>
               </w:rPr>
               <w:t>full_name</w:t>
             </w:r>
-            <w:proofErr w:type="spellEnd"/>
             <w:r>
               <w:rPr>
                 <w:lang w:val="ru-RU"/>
@@ -1433,14 +1018,12 @@
                 <w:lang w:val="ru-RU"/>
               </w:rPr>
             </w:pPr>
-            <w:proofErr w:type="spellStart"/>
             <w:r>
               <w:rPr>
                 <w:lang w:val="ru-RU"/>
               </w:rPr>
               <w:t>заявник</w:t>
             </w:r>
-            <w:proofErr w:type="spellEnd"/>
           </w:p>
         </w:tc>
         <w:tc>
@@ -1460,14 +1043,12 @@
                 <w:lang w:val="en-US"/>
               </w:rPr>
             </w:pPr>
-            <w:proofErr w:type="spellStart"/>
             <w:r>
               <w:rPr>
                 <w:lang w:val="en-US"/>
               </w:rPr>
               <w:t>birth_date</w:t>
             </w:r>
-            <w:proofErr w:type="spellEnd"/>
           </w:p>
         </w:tc>
         <w:tc>
@@ -1498,21 +1079,12 @@
           <w:lang w:val="ru-RU"/>
         </w:rPr>
       </w:pPr>
-      <w:proofErr w:type="spellStart"/>
-      <w:r>
-        <w:rPr>
-          <w:lang w:val="ru-RU"/>
-        </w:rPr>
-        <w:t>Всього</w:t>
-      </w:r>
-      <w:proofErr w:type="spellEnd"/>
-      <w:r>
-        <w:rPr>
-          <w:lang w:val="ru-RU"/>
-        </w:rPr>
-        <w:t xml:space="preserve"> :   </w:t>
-      </w:r>
-      <w:proofErr w:type="spellStart"/>
+      <w:r>
+        <w:rPr>
+          <w:lang w:val="ru-RU"/>
+        </w:rPr>
+        <w:t xml:space="preserve">Всього :   </w:t>
+      </w:r>
       <w:r>
         <w:rPr>
           <w:u w:val="single"/>
@@ -1520,7 +1092,6 @@
         </w:rPr>
         <w:t>Кількість</w:t>
       </w:r>
-      <w:proofErr w:type="spellEnd"/>
       <w:r>
         <w:rPr>
           <w:u w:val="single"/>
@@ -1528,7 +1099,6 @@
         </w:rPr>
         <w:t xml:space="preserve">   </w:t>
       </w:r>
-      <w:proofErr w:type="spellStart"/>
       <w:r>
         <w:rPr>
           <w:u w:val="single"/>
@@ -1536,7 +1106,6 @@
         </w:rPr>
         <w:t>Кільк.Прописом</w:t>
       </w:r>
-      <w:proofErr w:type="spellEnd"/>
       <w:r>
         <w:rPr>
           <w:u w:val="single"/>
@@ -1572,79 +1141,25 @@
           <w:szCs w:val="16"/>
           <w:lang w:val="ru-RU"/>
         </w:rPr>
-        <w:t xml:space="preserve">(цифрами та </w:t>
-      </w:r>
-      <w:proofErr w:type="spellStart"/>
-      <w:r>
-        <w:rPr>
-          <w:sz w:val="16"/>
-          <w:szCs w:val="16"/>
-          <w:lang w:val="ru-RU"/>
-        </w:rPr>
-        <w:t>прописом</w:t>
-      </w:r>
-      <w:proofErr w:type="spellEnd"/>
-      <w:r>
-        <w:rPr>
-          <w:sz w:val="16"/>
-          <w:szCs w:val="16"/>
-          <w:lang w:val="ru-RU"/>
-        </w:rPr>
-        <w:t>)</w:t>
-      </w:r>
-    </w:p>
-    <w:p>
-      <w:pPr>
-        <w:jc w:val="both"/>
-        <w:rPr>
-          <w:sz w:val="22"/>
-          <w:szCs w:val="22"/>
-          <w:lang w:val="ru-RU"/>
-        </w:rPr>
-      </w:pPr>
-      <w:r>
-        <w:rPr>
-          <w:sz w:val="22"/>
-          <w:szCs w:val="22"/>
-          <w:lang w:val="ru-RU"/>
-        </w:rPr>
-        <w:t xml:space="preserve">2.форма </w:t>
-      </w:r>
-      <w:proofErr w:type="spellStart"/>
-      <w:r>
-        <w:rPr>
-          <w:sz w:val="22"/>
-          <w:szCs w:val="22"/>
-          <w:lang w:val="ru-RU"/>
-        </w:rPr>
-        <w:t>власності</w:t>
-      </w:r>
-      <w:proofErr w:type="spellEnd"/>
-      <w:r>
-        <w:rPr>
-          <w:sz w:val="22"/>
-          <w:szCs w:val="22"/>
-          <w:lang w:val="ru-RU"/>
-        </w:rPr>
-        <w:t xml:space="preserve"> </w:t>
-      </w:r>
-      <w:proofErr w:type="spellStart"/>
-      <w:r>
-        <w:rPr>
-          <w:sz w:val="22"/>
-          <w:szCs w:val="22"/>
-          <w:lang w:val="ru-RU"/>
-        </w:rPr>
-        <w:t>житла</w:t>
-      </w:r>
-      <w:proofErr w:type="spellEnd"/>
-      <w:r>
-        <w:rPr>
-          <w:sz w:val="22"/>
-          <w:szCs w:val="22"/>
-          <w:lang w:val="ru-RU"/>
-        </w:rPr>
-        <w:t xml:space="preserve"> (обвести)</w:t>
+        <w:t>(цифрами та прописом)</w:t>
+      </w:r>
+    </w:p>
+    <w:p>
+      <w:pPr>
+        <w:jc w:val="both"/>
+        <w:rPr>
+          <w:sz w:val="22"/>
+          <w:szCs w:val="22"/>
+          <w:lang w:val="ru-RU"/>
+        </w:rPr>
+      </w:pPr>
+      <w:r>
+        <w:rPr>
+          <w:sz w:val="22"/>
+          <w:szCs w:val="22"/>
+          <w:lang w:val="ru-RU"/>
+        </w:rPr>
+        <w:t>2.форма власності житла (обвести)</w:t>
       </w:r>
     </w:p>
     <w:tbl>
@@ -1688,7 +1203,6 @@
                 <w:lang w:val="ru-RU"/>
               </w:rPr>
             </w:pPr>
-            <w:proofErr w:type="spellStart"/>
             <w:r>
               <w:rPr>
                 <w:sz w:val="22"/>
@@ -1697,7 +1211,6 @@
               </w:rPr>
               <w:t>місц.Рад</w:t>
             </w:r>
-            <w:proofErr w:type="spellEnd"/>
           </w:p>
         </w:tc>
         <w:tc>
@@ -1719,7 +1232,6 @@
                 <w:lang w:val="ru-RU"/>
               </w:rPr>
             </w:pPr>
-            <w:proofErr w:type="spellStart"/>
             <w:r>
               <w:rPr>
                 <w:sz w:val="22"/>
@@ -1728,7 +1240,6 @@
               </w:rPr>
               <w:t>відомча</w:t>
             </w:r>
-            <w:proofErr w:type="spellEnd"/>
           </w:p>
         </w:tc>
         <w:tc>
@@ -1750,7 +1261,6 @@
                 <w:lang w:val="ru-RU"/>
               </w:rPr>
             </w:pPr>
-            <w:proofErr w:type="spellStart"/>
             <w:r>
               <w:rPr>
                 <w:sz w:val="22"/>
@@ -1759,7 +1269,6 @@
               </w:rPr>
               <w:t>громадська</w:t>
             </w:r>
-            <w:proofErr w:type="spellEnd"/>
           </w:p>
         </w:tc>
         <w:tc>
@@ -1839,7 +1348,6 @@
                 <w:lang w:val="ru-RU"/>
               </w:rPr>
             </w:pPr>
-            <w:proofErr w:type="spellStart"/>
             <w:r>
               <w:rPr>
                 <w:sz w:val="22"/>
@@ -1848,7 +1356,6 @@
               </w:rPr>
               <w:t>приватизована</w:t>
             </w:r>
-            <w:proofErr w:type="spellEnd"/>
           </w:p>
         </w:tc>
       </w:tr>
@@ -1868,40 +1375,15 @@
           <w:szCs w:val="22"/>
           <w:lang w:val="ru-RU"/>
         </w:rPr>
-        <w:t xml:space="preserve">3.Загальна  </w:t>
-      </w:r>
-      <w:proofErr w:type="spellStart"/>
-      <w:r>
-        <w:rPr>
-          <w:sz w:val="22"/>
-          <w:szCs w:val="22"/>
-          <w:lang w:val="ru-RU"/>
-        </w:rPr>
-        <w:t>площа</w:t>
-      </w:r>
-      <w:proofErr w:type="spellEnd"/>
-      <w:r>
-        <w:rPr>
-          <w:sz w:val="22"/>
-          <w:szCs w:val="22"/>
-          <w:lang w:val="ru-RU"/>
-        </w:rPr>
-        <w:t xml:space="preserve">  </w:t>
-      </w:r>
-      <w:proofErr w:type="spellStart"/>
-      <w:r>
-        <w:rPr>
-          <w:sz w:val="22"/>
-          <w:szCs w:val="22"/>
-          <w:lang w:val="ru-RU"/>
-        </w:rPr>
-        <w:t>квартири</w:t>
-      </w:r>
-      <w:proofErr w:type="spellEnd"/>
-      <w:r>
-        <w:rPr>
-          <w:sz w:val="22"/>
-          <w:szCs w:val="22"/>
+        <w:t xml:space="preserve">3.Загальна  площа  квартири </w:t>
+      </w:r>
+      <w:r>
+        <w:rPr>
+          <w:b/>
+          <w:i/>
+          <w:sz w:val="22"/>
+          <w:szCs w:val="22"/>
+          <w:u w:val="single"/>
           <w:lang w:val="ru-RU"/>
         </w:rPr>
         <w:t xml:space="preserve"> </w:t>
@@ -1915,9 +1397,8 @@
           <w:u w:val="single"/>
           <w:lang w:val="ru-RU"/>
         </w:rPr>
-        <w:t xml:space="preserve"> </w:t>
-      </w:r>
-      <w:proofErr w:type="spellStart"/>
+        <w:t>Заг</w:t>
+      </w:r>
       <w:r>
         <w:rPr>
           <w:b/>
@@ -1925,9 +1406,8 @@
           <w:sz w:val="22"/>
           <w:szCs w:val="22"/>
           <w:u w:val="single"/>
-          <w:lang w:val="ru-RU"/>
-        </w:rPr>
-        <w:t>Заг</w:t>
+        </w:rPr>
+        <w:t>альна</w:t>
       </w:r>
       <w:r>
         <w:rPr>
@@ -1936,21 +1416,10 @@
           <w:sz w:val="22"/>
           <w:szCs w:val="22"/>
           <w:u w:val="single"/>
-        </w:rPr>
-        <w:t>альна</w:t>
-      </w:r>
-      <w:r>
-        <w:rPr>
-          <w:b/>
-          <w:i/>
-          <w:sz w:val="22"/>
-          <w:szCs w:val="22"/>
-          <w:u w:val="single"/>
           <w:lang w:val="ru-RU"/>
         </w:rPr>
         <w:t>Площа</w:t>
       </w:r>
-      <w:proofErr w:type="spellEnd"/>
       <w:r>
         <w:rPr>
           <w:b/>
@@ -1990,43 +1459,7 @@
           <w:szCs w:val="22"/>
           <w:lang w:val="ru-RU"/>
         </w:rPr>
-        <w:t xml:space="preserve">та в межах  </w:t>
-      </w:r>
-      <w:proofErr w:type="spellStart"/>
-      <w:r>
-        <w:rPr>
-          <w:sz w:val="22"/>
-          <w:szCs w:val="22"/>
-          <w:lang w:val="ru-RU"/>
-        </w:rPr>
-        <w:t>санітарної</w:t>
-      </w:r>
-      <w:proofErr w:type="spellEnd"/>
-      <w:r>
-        <w:rPr>
-          <w:sz w:val="22"/>
-          <w:szCs w:val="22"/>
-          <w:lang w:val="ru-RU"/>
-        </w:rPr>
-        <w:t xml:space="preserve">  </w:t>
-      </w:r>
-      <w:proofErr w:type="spellStart"/>
-      <w:r>
-        <w:rPr>
-          <w:sz w:val="22"/>
-          <w:szCs w:val="22"/>
-          <w:lang w:val="ru-RU"/>
-        </w:rPr>
-        <w:t>норми</w:t>
-      </w:r>
-      <w:proofErr w:type="spellEnd"/>
-      <w:r>
-        <w:rPr>
-          <w:sz w:val="22"/>
-          <w:szCs w:val="22"/>
-          <w:lang w:val="ru-RU"/>
-        </w:rPr>
-        <w:t xml:space="preserve">  ____м</w:t>
+        <w:t>та в межах  санітарної  норми  ____м</w:t>
       </w:r>
       <w:r>
         <w:rPr>
@@ -2035,539 +1468,187 @@
           <w:vertAlign w:val="superscript"/>
           <w:lang w:val="ru-RU"/>
         </w:rPr>
-        <w:t>2(</w:t>
-      </w:r>
-      <w:proofErr w:type="spellStart"/>
-      <w:r>
-        <w:rPr>
-          <w:sz w:val="22"/>
-          <w:szCs w:val="22"/>
-          <w:vertAlign w:val="superscript"/>
-          <w:lang w:val="ru-RU"/>
-        </w:rPr>
-        <w:t>житлова</w:t>
-      </w:r>
-      <w:proofErr w:type="spellEnd"/>
-      <w:r>
-        <w:rPr>
-          <w:sz w:val="22"/>
-          <w:szCs w:val="22"/>
-          <w:vertAlign w:val="superscript"/>
-          <w:lang w:val="ru-RU"/>
-        </w:rPr>
-        <w:t xml:space="preserve"> </w:t>
-      </w:r>
-      <w:proofErr w:type="spellStart"/>
-      <w:r>
-        <w:rPr>
-          <w:sz w:val="22"/>
-          <w:szCs w:val="22"/>
-          <w:vertAlign w:val="superscript"/>
-          <w:lang w:val="ru-RU"/>
-        </w:rPr>
-        <w:t>площа</w:t>
-      </w:r>
-      <w:proofErr w:type="spellEnd"/>
-      <w:r>
-        <w:rPr>
-          <w:sz w:val="22"/>
-          <w:szCs w:val="22"/>
-          <w:vertAlign w:val="superscript"/>
-          <w:lang w:val="ru-RU"/>
-        </w:rPr>
-        <w:t>)</w:t>
-      </w:r>
-    </w:p>
-    <w:p>
-      <w:pPr>
-        <w:jc w:val="both"/>
-        <w:rPr>
-          <w:sz w:val="22"/>
-          <w:szCs w:val="22"/>
-          <w:lang w:val="ru-RU"/>
-        </w:rPr>
-      </w:pPr>
-      <w:r>
-        <w:rPr>
-          <w:sz w:val="22"/>
-          <w:szCs w:val="22"/>
-          <w:lang w:val="ru-RU"/>
-        </w:rPr>
-        <w:t xml:space="preserve">4.Наявність  </w:t>
-      </w:r>
-      <w:proofErr w:type="spellStart"/>
-      <w:r>
-        <w:rPr>
-          <w:sz w:val="22"/>
-          <w:szCs w:val="22"/>
-          <w:lang w:val="ru-RU"/>
-        </w:rPr>
-        <w:t>пільг</w:t>
-      </w:r>
-      <w:proofErr w:type="spellEnd"/>
-      <w:r>
-        <w:rPr>
-          <w:sz w:val="22"/>
-          <w:szCs w:val="22"/>
-          <w:lang w:val="ru-RU"/>
-        </w:rPr>
-        <w:t>_______________________________________________(</w:t>
-      </w:r>
-      <w:proofErr w:type="spellStart"/>
-      <w:r>
-        <w:rPr>
-          <w:sz w:val="22"/>
-          <w:szCs w:val="22"/>
-          <w:lang w:val="ru-RU"/>
-        </w:rPr>
-        <w:t>підстава</w:t>
-      </w:r>
-      <w:proofErr w:type="spellEnd"/>
-      <w:r>
-        <w:rPr>
-          <w:sz w:val="22"/>
-          <w:szCs w:val="22"/>
-          <w:lang w:val="ru-RU"/>
-        </w:rPr>
-        <w:t xml:space="preserve"> та величина в)%</w:t>
-      </w:r>
-    </w:p>
-    <w:p>
-      <w:pPr>
-        <w:jc w:val="both"/>
-        <w:rPr>
-          <w:sz w:val="22"/>
-          <w:szCs w:val="22"/>
-          <w:lang w:val="ru-RU"/>
-        </w:rPr>
-      </w:pPr>
-      <w:r>
-        <w:rPr>
-          <w:sz w:val="22"/>
-          <w:szCs w:val="22"/>
-          <w:lang w:val="ru-RU"/>
-        </w:rPr>
-        <w:t xml:space="preserve">5.Розмір  плати  за </w:t>
-      </w:r>
-      <w:proofErr w:type="spellStart"/>
-      <w:r>
-        <w:rPr>
-          <w:sz w:val="22"/>
-          <w:szCs w:val="22"/>
-          <w:lang w:val="ru-RU"/>
-        </w:rPr>
-        <w:t>житлово-комунальні</w:t>
-      </w:r>
-      <w:proofErr w:type="spellEnd"/>
-      <w:r>
-        <w:rPr>
-          <w:sz w:val="22"/>
-          <w:szCs w:val="22"/>
-          <w:lang w:val="ru-RU"/>
-        </w:rPr>
-        <w:t xml:space="preserve">  </w:t>
-      </w:r>
-      <w:proofErr w:type="spellStart"/>
-      <w:r>
-        <w:rPr>
-          <w:sz w:val="22"/>
-          <w:szCs w:val="22"/>
-          <w:lang w:val="ru-RU"/>
-        </w:rPr>
-        <w:t>послуги</w:t>
-      </w:r>
-      <w:proofErr w:type="spellEnd"/>
-      <w:r>
-        <w:rPr>
-          <w:sz w:val="22"/>
-          <w:szCs w:val="22"/>
-          <w:lang w:val="ru-RU"/>
-        </w:rPr>
-        <w:t xml:space="preserve">  з </w:t>
-      </w:r>
-      <w:proofErr w:type="spellStart"/>
-      <w:r>
-        <w:rPr>
-          <w:sz w:val="22"/>
-          <w:szCs w:val="22"/>
-          <w:lang w:val="ru-RU"/>
-        </w:rPr>
-        <w:t>урахуванням</w:t>
-      </w:r>
-      <w:proofErr w:type="spellEnd"/>
-    </w:p>
-    <w:p>
-      <w:pPr>
-        <w:jc w:val="both"/>
-        <w:rPr>
-          <w:sz w:val="22"/>
-          <w:szCs w:val="22"/>
-          <w:lang w:val="ru-RU"/>
-        </w:rPr>
-      </w:pPr>
-      <w:proofErr w:type="spellStart"/>
-      <w:r>
-        <w:rPr>
-          <w:sz w:val="22"/>
-          <w:szCs w:val="22"/>
-          <w:lang w:val="ru-RU"/>
-        </w:rPr>
-        <w:t>Пільг</w:t>
-      </w:r>
-      <w:proofErr w:type="spellEnd"/>
-      <w:r>
-        <w:rPr>
-          <w:sz w:val="22"/>
-          <w:szCs w:val="22"/>
-          <w:lang w:val="ru-RU"/>
-        </w:rPr>
-        <w:t xml:space="preserve"> (БЕЗ  ВРАХУВАННЯ  СУБСИДІЙ)                             -К ____________________________грн.</w:t>
-      </w:r>
-    </w:p>
-    <w:p>
-      <w:pPr>
-        <w:jc w:val="both"/>
-        <w:rPr>
-          <w:sz w:val="22"/>
-          <w:szCs w:val="22"/>
-          <w:lang w:val="ru-RU"/>
-        </w:rPr>
-      </w:pPr>
-      <w:r>
-        <w:rPr>
-          <w:sz w:val="22"/>
-          <w:szCs w:val="22"/>
-          <w:lang w:val="ru-RU"/>
-        </w:rPr>
-        <w:t xml:space="preserve">6.Вартість  плати за </w:t>
-      </w:r>
-      <w:proofErr w:type="spellStart"/>
-      <w:r>
-        <w:rPr>
-          <w:sz w:val="22"/>
-          <w:szCs w:val="22"/>
-          <w:lang w:val="ru-RU"/>
-        </w:rPr>
-        <w:t>житлово-комунальні</w:t>
-      </w:r>
-      <w:proofErr w:type="spellEnd"/>
-      <w:r>
-        <w:rPr>
-          <w:sz w:val="22"/>
-          <w:szCs w:val="22"/>
-          <w:lang w:val="ru-RU"/>
-        </w:rPr>
-        <w:t xml:space="preserve"> </w:t>
-      </w:r>
-      <w:proofErr w:type="spellStart"/>
-      <w:r>
-        <w:rPr>
-          <w:sz w:val="22"/>
-          <w:szCs w:val="22"/>
-          <w:lang w:val="ru-RU"/>
-        </w:rPr>
-        <w:t>послуги</w:t>
-      </w:r>
-      <w:proofErr w:type="spellEnd"/>
-      <w:r>
-        <w:rPr>
-          <w:sz w:val="22"/>
-          <w:szCs w:val="22"/>
-          <w:lang w:val="ru-RU"/>
-        </w:rPr>
-        <w:t xml:space="preserve"> з </w:t>
-      </w:r>
-      <w:proofErr w:type="spellStart"/>
-      <w:r>
-        <w:rPr>
-          <w:sz w:val="22"/>
-          <w:szCs w:val="22"/>
-          <w:lang w:val="ru-RU"/>
-        </w:rPr>
-        <w:t>урахіванням</w:t>
-      </w:r>
-      <w:proofErr w:type="spellEnd"/>
-    </w:p>
-    <w:p>
-      <w:pPr>
-        <w:jc w:val="both"/>
-        <w:rPr>
-          <w:sz w:val="22"/>
-          <w:szCs w:val="22"/>
-          <w:lang w:val="ru-RU"/>
-        </w:rPr>
-      </w:pPr>
-      <w:proofErr w:type="spellStart"/>
-      <w:r>
-        <w:rPr>
-          <w:sz w:val="22"/>
-          <w:szCs w:val="22"/>
-          <w:lang w:val="ru-RU"/>
-        </w:rPr>
-        <w:t>Пільг</w:t>
-      </w:r>
-      <w:proofErr w:type="spellEnd"/>
-      <w:r>
-        <w:rPr>
-          <w:sz w:val="22"/>
-          <w:szCs w:val="22"/>
-          <w:lang w:val="ru-RU"/>
-        </w:rPr>
-        <w:t xml:space="preserve"> у (МЕЖАХ НОРМ  СПОЖИВАННЯ)                          -</w:t>
-      </w:r>
-      <w:proofErr w:type="spellStart"/>
-      <w:r>
-        <w:rPr>
-          <w:sz w:val="22"/>
-          <w:szCs w:val="22"/>
-          <w:lang w:val="ru-RU"/>
-        </w:rPr>
-        <w:t>М___________________________грн</w:t>
-      </w:r>
-      <w:proofErr w:type="spellEnd"/>
-      <w:r>
-        <w:rPr>
-          <w:sz w:val="22"/>
-          <w:szCs w:val="22"/>
-          <w:lang w:val="ru-RU"/>
-        </w:rPr>
-        <w:t>.</w:t>
-      </w:r>
-    </w:p>
-    <w:p>
-      <w:pPr>
-        <w:jc w:val="both"/>
-        <w:rPr>
-          <w:sz w:val="22"/>
-          <w:szCs w:val="22"/>
-          <w:lang w:val="ru-RU"/>
-        </w:rPr>
-      </w:pPr>
-      <w:r>
-        <w:rPr>
-          <w:sz w:val="22"/>
-          <w:szCs w:val="22"/>
-          <w:lang w:val="ru-RU"/>
-        </w:rPr>
-        <w:t xml:space="preserve">7.Заборгованість по </w:t>
-      </w:r>
-      <w:proofErr w:type="spellStart"/>
-      <w:r>
-        <w:rPr>
-          <w:sz w:val="22"/>
-          <w:szCs w:val="22"/>
-          <w:lang w:val="ru-RU"/>
-        </w:rPr>
-        <w:t>квартплаті</w:t>
-      </w:r>
-      <w:proofErr w:type="spellEnd"/>
-      <w:r>
-        <w:rPr>
-          <w:sz w:val="22"/>
-          <w:szCs w:val="22"/>
-          <w:lang w:val="ru-RU"/>
-        </w:rPr>
-        <w:t>________________________ грн. за____________________</w:t>
-      </w:r>
-      <w:proofErr w:type="spellStart"/>
-      <w:r>
-        <w:rPr>
-          <w:sz w:val="22"/>
-          <w:szCs w:val="22"/>
-          <w:lang w:val="ru-RU"/>
-        </w:rPr>
-        <w:t>місяців</w:t>
-      </w:r>
-      <w:proofErr w:type="spellEnd"/>
-      <w:r>
-        <w:rPr>
-          <w:sz w:val="22"/>
-          <w:szCs w:val="22"/>
-          <w:lang w:val="ru-RU"/>
-        </w:rPr>
-        <w:t>.</w:t>
-      </w:r>
-    </w:p>
-    <w:p>
-      <w:pPr>
-        <w:jc w:val="both"/>
-        <w:rPr>
-          <w:sz w:val="22"/>
-          <w:szCs w:val="22"/>
-          <w:lang w:val="ru-RU"/>
-        </w:rPr>
-      </w:pPr>
-      <w:r>
-        <w:rPr>
-          <w:sz w:val="22"/>
-          <w:szCs w:val="22"/>
-          <w:lang w:val="ru-RU"/>
-        </w:rPr>
-        <w:t xml:space="preserve">8.Відомості  про  </w:t>
-      </w:r>
-      <w:proofErr w:type="spellStart"/>
-      <w:r>
-        <w:rPr>
-          <w:sz w:val="22"/>
-          <w:szCs w:val="22"/>
-          <w:lang w:val="ru-RU"/>
-        </w:rPr>
-        <w:t>земельні</w:t>
-      </w:r>
-      <w:proofErr w:type="spellEnd"/>
-      <w:r>
-        <w:rPr>
-          <w:sz w:val="22"/>
-          <w:szCs w:val="22"/>
-          <w:lang w:val="ru-RU"/>
-        </w:rPr>
-        <w:t xml:space="preserve"> </w:t>
-      </w:r>
-      <w:proofErr w:type="spellStart"/>
-      <w:r>
-        <w:rPr>
-          <w:sz w:val="22"/>
-          <w:szCs w:val="22"/>
-          <w:lang w:val="ru-RU"/>
-        </w:rPr>
-        <w:t>ділянки</w:t>
-      </w:r>
-      <w:proofErr w:type="spellEnd"/>
-    </w:p>
-    <w:p>
-      <w:pPr>
-        <w:jc w:val="both"/>
-        <w:rPr>
-          <w:sz w:val="22"/>
-          <w:szCs w:val="22"/>
-          <w:lang w:val="ru-RU"/>
-        </w:rPr>
-      </w:pPr>
-      <w:proofErr w:type="spellStart"/>
-      <w:r>
-        <w:rPr>
-          <w:sz w:val="22"/>
-          <w:szCs w:val="22"/>
-          <w:lang w:val="ru-RU"/>
-        </w:rPr>
-        <w:t>надані</w:t>
-      </w:r>
-      <w:proofErr w:type="spellEnd"/>
-      <w:r>
-        <w:rPr>
-          <w:sz w:val="22"/>
-          <w:szCs w:val="22"/>
-          <w:lang w:val="ru-RU"/>
-        </w:rPr>
-        <w:t xml:space="preserve"> для потреб  : (га)                                  а)</w:t>
-      </w:r>
-      <w:proofErr w:type="spellStart"/>
-      <w:r>
-        <w:rPr>
-          <w:sz w:val="22"/>
-          <w:szCs w:val="22"/>
-          <w:lang w:val="ru-RU"/>
-        </w:rPr>
-        <w:t>городництва</w:t>
-      </w:r>
-      <w:proofErr w:type="spellEnd"/>
-      <w:r>
-        <w:rPr>
-          <w:sz w:val="22"/>
-          <w:szCs w:val="22"/>
-          <w:lang w:val="ru-RU"/>
-        </w:rPr>
-        <w:t xml:space="preserve"> -  ------------- (га)</w:t>
-      </w:r>
-    </w:p>
-    <w:p>
-      <w:pPr>
-        <w:jc w:val="both"/>
-        <w:rPr>
-          <w:sz w:val="22"/>
-          <w:szCs w:val="22"/>
-          <w:lang w:val="ru-RU"/>
-        </w:rPr>
-      </w:pPr>
-      <w:r>
-        <w:rPr>
-          <w:sz w:val="22"/>
-          <w:szCs w:val="22"/>
-          <w:lang w:val="ru-RU"/>
-        </w:rPr>
-        <w:t xml:space="preserve">                                                                            б)</w:t>
-      </w:r>
-      <w:proofErr w:type="spellStart"/>
-      <w:r>
-        <w:rPr>
-          <w:sz w:val="22"/>
-          <w:szCs w:val="22"/>
-          <w:lang w:val="ru-RU"/>
-        </w:rPr>
-        <w:t>сінокосіння</w:t>
-      </w:r>
-      <w:proofErr w:type="spellEnd"/>
-      <w:r>
-        <w:rPr>
-          <w:sz w:val="22"/>
-          <w:szCs w:val="22"/>
-          <w:lang w:val="ru-RU"/>
-        </w:rPr>
-        <w:t xml:space="preserve">    -  -----------(га)</w:t>
-      </w:r>
-    </w:p>
-    <w:p>
-      <w:pPr>
-        <w:jc w:val="both"/>
-        <w:rPr>
-          <w:sz w:val="22"/>
-          <w:szCs w:val="22"/>
-          <w:lang w:val="ru-RU"/>
-        </w:rPr>
-      </w:pPr>
-      <w:r>
-        <w:rPr>
-          <w:sz w:val="22"/>
-          <w:szCs w:val="22"/>
-          <w:lang w:val="ru-RU"/>
-        </w:rPr>
-        <w:t xml:space="preserve">                                                                            в)</w:t>
-      </w:r>
-      <w:proofErr w:type="spellStart"/>
-      <w:r>
-        <w:rPr>
-          <w:sz w:val="22"/>
-          <w:szCs w:val="22"/>
-          <w:lang w:val="ru-RU"/>
-        </w:rPr>
-        <w:t>випасання</w:t>
-      </w:r>
-      <w:proofErr w:type="spellEnd"/>
-      <w:r>
-        <w:rPr>
-          <w:sz w:val="22"/>
-          <w:szCs w:val="22"/>
-          <w:lang w:val="ru-RU"/>
-        </w:rPr>
-        <w:t xml:space="preserve"> </w:t>
-      </w:r>
-      <w:proofErr w:type="spellStart"/>
-      <w:r>
-        <w:rPr>
-          <w:sz w:val="22"/>
-          <w:szCs w:val="22"/>
-          <w:lang w:val="ru-RU"/>
-        </w:rPr>
-        <w:t>худоби</w:t>
-      </w:r>
-      <w:proofErr w:type="spellEnd"/>
-      <w:r>
-        <w:rPr>
-          <w:sz w:val="22"/>
-          <w:szCs w:val="22"/>
-          <w:lang w:val="ru-RU"/>
-        </w:rPr>
-        <w:t xml:space="preserve"> - ------(га)</w:t>
+        <w:t>2(житлова площа)</w:t>
+      </w:r>
+    </w:p>
+    <w:p>
+      <w:pPr>
+        <w:jc w:val="both"/>
+        <w:rPr>
+          <w:sz w:val="22"/>
+          <w:szCs w:val="22"/>
+          <w:lang w:val="ru-RU"/>
+        </w:rPr>
+      </w:pPr>
+      <w:r>
+        <w:rPr>
+          <w:sz w:val="22"/>
+          <w:szCs w:val="22"/>
+          <w:lang w:val="ru-RU"/>
+        </w:rPr>
+        <w:t>4.Наявність  пільг_______________________________________________(підстава та величина в)%</w:t>
+      </w:r>
+    </w:p>
+    <w:p>
+      <w:pPr>
+        <w:jc w:val="both"/>
+        <w:rPr>
+          <w:sz w:val="22"/>
+          <w:szCs w:val="22"/>
+          <w:lang w:val="ru-RU"/>
+        </w:rPr>
+      </w:pPr>
+      <w:r>
+        <w:rPr>
+          <w:sz w:val="22"/>
+          <w:szCs w:val="22"/>
+          <w:lang w:val="ru-RU"/>
+        </w:rPr>
+        <w:t>5.Розмір  плати  за житлово-комунальні  послуги  з урахуванням</w:t>
+      </w:r>
+    </w:p>
+    <w:p>
+      <w:pPr>
+        <w:jc w:val="both"/>
+        <w:rPr>
+          <w:sz w:val="22"/>
+          <w:szCs w:val="22"/>
+          <w:lang w:val="ru-RU"/>
+        </w:rPr>
+      </w:pPr>
+      <w:r>
+        <w:rPr>
+          <w:sz w:val="22"/>
+          <w:szCs w:val="22"/>
+          <w:lang w:val="ru-RU"/>
+        </w:rPr>
+        <w:t>Пільг (БЕЗ  ВРАХУВАННЯ  СУБСИДІЙ)                             -К ____________________________грн.</w:t>
+      </w:r>
+    </w:p>
+    <w:p>
+      <w:pPr>
+        <w:jc w:val="both"/>
+        <w:rPr>
+          <w:sz w:val="22"/>
+          <w:szCs w:val="22"/>
+          <w:lang w:val="ru-RU"/>
+        </w:rPr>
+      </w:pPr>
+      <w:r>
+        <w:rPr>
+          <w:sz w:val="22"/>
+          <w:szCs w:val="22"/>
+          <w:lang w:val="ru-RU"/>
+        </w:rPr>
+        <w:t>6.Вартість  плати за житлово-комунальні послуги з урахіванням</w:t>
+      </w:r>
+    </w:p>
+    <w:p>
+      <w:pPr>
+        <w:jc w:val="both"/>
+        <w:rPr>
+          <w:sz w:val="22"/>
+          <w:szCs w:val="22"/>
+          <w:lang w:val="ru-RU"/>
+        </w:rPr>
+      </w:pPr>
+      <w:r>
+        <w:rPr>
+          <w:sz w:val="22"/>
+          <w:szCs w:val="22"/>
+          <w:lang w:val="ru-RU"/>
+        </w:rPr>
+        <w:t>Пільг у (МЕЖАХ НОРМ  СПОЖИВАННЯ)                          -М___________________________грн.</w:t>
+      </w:r>
+    </w:p>
+    <w:p>
+      <w:pPr>
+        <w:jc w:val="both"/>
+        <w:rPr>
+          <w:sz w:val="22"/>
+          <w:szCs w:val="22"/>
+          <w:lang w:val="ru-RU"/>
+        </w:rPr>
+      </w:pPr>
+      <w:r>
+        <w:rPr>
+          <w:sz w:val="22"/>
+          <w:szCs w:val="22"/>
+          <w:lang w:val="ru-RU"/>
+        </w:rPr>
+        <w:t>7.Заборгованість по квартплаті________________________ грн. за____________________місяців.</w:t>
+      </w:r>
+    </w:p>
+    <w:p>
+      <w:pPr>
+        <w:jc w:val="both"/>
+        <w:rPr>
+          <w:sz w:val="22"/>
+          <w:szCs w:val="22"/>
+          <w:lang w:val="ru-RU"/>
+        </w:rPr>
+      </w:pPr>
+      <w:r>
+        <w:rPr>
+          <w:sz w:val="22"/>
+          <w:szCs w:val="22"/>
+          <w:lang w:val="ru-RU"/>
+        </w:rPr>
+        <w:t>8.Відомості  про  земельні ділянки</w:t>
+      </w:r>
+    </w:p>
+    <w:p>
+      <w:pPr>
+        <w:jc w:val="both"/>
+        <w:rPr>
+          <w:sz w:val="22"/>
+          <w:szCs w:val="22"/>
+          <w:lang w:val="ru-RU"/>
+        </w:rPr>
+      </w:pPr>
+      <w:r>
+        <w:rPr>
+          <w:sz w:val="22"/>
+          <w:szCs w:val="22"/>
+          <w:lang w:val="ru-RU"/>
+        </w:rPr>
+        <w:t>надані для потреб  : (га)                                  а)городництва -  ------------- (га)</w:t>
+      </w:r>
+    </w:p>
+    <w:p>
+      <w:pPr>
+        <w:jc w:val="both"/>
+        <w:rPr>
+          <w:sz w:val="22"/>
+          <w:szCs w:val="22"/>
+          <w:lang w:val="ru-RU"/>
+        </w:rPr>
+      </w:pPr>
+      <w:r>
+        <w:rPr>
+          <w:sz w:val="22"/>
+          <w:szCs w:val="22"/>
+          <w:lang w:val="ru-RU"/>
+        </w:rPr>
+        <w:t xml:space="preserve">                                                                            б)сінокосіння    -  -----------(га)</w:t>
+      </w:r>
+    </w:p>
+    <w:p>
+      <w:pPr>
+        <w:jc w:val="both"/>
+        <w:rPr>
+          <w:sz w:val="22"/>
+          <w:szCs w:val="22"/>
+          <w:lang w:val="ru-RU"/>
+        </w:rPr>
+      </w:pPr>
+      <w:r>
+        <w:rPr>
+          <w:sz w:val="22"/>
+          <w:szCs w:val="22"/>
+          <w:lang w:val="ru-RU"/>
+        </w:rPr>
+        <w:t xml:space="preserve">                                                                            в)випасання худоби - ------(га)</w:t>
       </w:r>
     </w:p>
     <w:p>
@@ -2606,25 +1687,7 @@
           <w:szCs w:val="22"/>
           <w:lang w:val="ru-RU"/>
         </w:rPr>
-        <w:t xml:space="preserve">10.Земельна   </w:t>
-      </w:r>
-      <w:proofErr w:type="spellStart"/>
-      <w:r>
-        <w:rPr>
-          <w:sz w:val="22"/>
-          <w:szCs w:val="22"/>
-          <w:lang w:val="ru-RU"/>
-        </w:rPr>
-        <w:t>частка</w:t>
-      </w:r>
-      <w:proofErr w:type="spellEnd"/>
-      <w:r>
-        <w:rPr>
-          <w:sz w:val="22"/>
-          <w:szCs w:val="22"/>
-          <w:lang w:val="ru-RU"/>
-        </w:rPr>
-        <w:t xml:space="preserve">     пай  :   </w:t>
+        <w:t xml:space="preserve">10.Земельна   частка     пай  :   </w:t>
       </w:r>
       <w:r>
         <w:rPr>
@@ -2662,43 +1725,7 @@
           <w:szCs w:val="22"/>
           <w:lang w:val="ru-RU"/>
         </w:rPr>
-        <w:t xml:space="preserve"> в)</w:t>
-      </w:r>
-      <w:proofErr w:type="spellStart"/>
-      <w:r>
-        <w:rPr>
-          <w:sz w:val="22"/>
-          <w:szCs w:val="22"/>
-          <w:lang w:val="ru-RU"/>
-        </w:rPr>
-        <w:t>розмір</w:t>
-      </w:r>
-      <w:proofErr w:type="spellEnd"/>
-      <w:r>
-        <w:rPr>
-          <w:sz w:val="22"/>
-          <w:szCs w:val="22"/>
-          <w:lang w:val="ru-RU"/>
-        </w:rPr>
-        <w:t xml:space="preserve">  </w:t>
-      </w:r>
-      <w:proofErr w:type="spellStart"/>
-      <w:r>
-        <w:rPr>
-          <w:sz w:val="22"/>
-          <w:szCs w:val="22"/>
-          <w:lang w:val="ru-RU"/>
-        </w:rPr>
-        <w:t>орендної</w:t>
-      </w:r>
-      <w:proofErr w:type="spellEnd"/>
-      <w:r>
-        <w:rPr>
-          <w:sz w:val="22"/>
-          <w:szCs w:val="22"/>
-          <w:lang w:val="ru-RU"/>
-        </w:rPr>
-        <w:t xml:space="preserve">  плати  ___________________  грн .</w:t>
+        <w:t xml:space="preserve"> в)розмір  орендної  плати  ___________________  грн .</w:t>
       </w:r>
     </w:p>
     <w:p>
@@ -2718,98 +1745,12 @@
           <w:lang w:val="en-US"/>
         </w:rPr>
       </w:pPr>
-      <w:proofErr w:type="spellStart"/>
-      <w:r>
-        <w:rPr>
-          <w:lang w:val="ru-RU"/>
-        </w:rPr>
-        <w:t>Довідка</w:t>
-      </w:r>
-      <w:proofErr w:type="spellEnd"/>
-      <w:r>
-        <w:rPr>
-          <w:lang w:val="ru-RU"/>
-        </w:rPr>
-        <w:t xml:space="preserve">  видана  для  </w:t>
-      </w:r>
-      <w:proofErr w:type="spellStart"/>
-      <w:r>
-        <w:rPr>
-          <w:lang w:val="ru-RU"/>
-        </w:rPr>
-        <w:t>подання</w:t>
-      </w:r>
-      <w:proofErr w:type="spellEnd"/>
-      <w:r>
-        <w:rPr>
-          <w:lang w:val="ru-RU"/>
-        </w:rPr>
-        <w:t xml:space="preserve">   до </w:t>
-      </w:r>
-      <w:proofErr w:type="spellStart"/>
-      <w:r>
-        <w:rPr>
-          <w:lang w:val="ru-RU"/>
-        </w:rPr>
-        <w:t>управління</w:t>
-      </w:r>
-      <w:proofErr w:type="spellEnd"/>
-      <w:r>
-        <w:rPr>
-          <w:lang w:val="ru-RU"/>
-        </w:rPr>
-        <w:t xml:space="preserve">  </w:t>
-      </w:r>
-      <w:proofErr w:type="spellStart"/>
-      <w:r>
-        <w:rPr>
-          <w:lang w:val="ru-RU"/>
-        </w:rPr>
-        <w:t>праці</w:t>
-      </w:r>
-      <w:proofErr w:type="spellEnd"/>
-      <w:r>
-        <w:rPr>
-          <w:lang w:val="ru-RU"/>
-        </w:rPr>
-        <w:t xml:space="preserve">  та  </w:t>
-      </w:r>
-      <w:proofErr w:type="spellStart"/>
-      <w:r>
-        <w:rPr>
-          <w:lang w:val="ru-RU"/>
-        </w:rPr>
-        <w:t>соціального</w:t>
-      </w:r>
-      <w:proofErr w:type="spellEnd"/>
-      <w:r>
-        <w:rPr>
-          <w:lang w:val="ru-RU"/>
-        </w:rPr>
-        <w:t xml:space="preserve"> </w:t>
-      </w:r>
-      <w:proofErr w:type="spellStart"/>
-      <w:r>
-        <w:rPr>
-          <w:lang w:val="ru-RU"/>
-        </w:rPr>
-        <w:t>захисту</w:t>
-      </w:r>
-      <w:proofErr w:type="spellEnd"/>
-      <w:r>
-        <w:rPr>
-          <w:lang w:val="ru-RU"/>
-        </w:rPr>
-        <w:t xml:space="preserve">  </w:t>
-      </w:r>
-      <w:proofErr w:type="spellStart"/>
-      <w:r>
-        <w:rPr>
-          <w:lang w:val="ru-RU"/>
-        </w:rPr>
-        <w:t>населення</w:t>
-      </w:r>
-      <w:proofErr w:type="spellEnd"/>
+      <w:r>
+        <w:rPr>
+          <w:lang w:val="ru-RU"/>
+        </w:rPr>
+        <w:t>Довідка  видана  для  подання   до управління  праці  та  соціального захисту  населення</w:t>
+      </w:r>
     </w:p>
     <w:p>
       <w:pPr>
@@ -2841,7 +1782,6 @@
         </w:rPr>
         <w:t xml:space="preserve">Посада                                                                             </w:t>
       </w:r>
-      <w:proofErr w:type="spellStart"/>
       <w:r>
         <w:rPr>
           <w:lang w:val="en-US"/>
@@ -2854,7 +1794,6 @@
         </w:rPr>
         <w:t>Name</w:t>
       </w:r>
-      <w:proofErr w:type="spellEnd"/>
     </w:p>
     <w:p>
       <w:pPr>
